--- a/preview/docxs/58-investment-banker.docx
+++ b/preview/docxs/58-investment-banker.docx
@@ -508,7 +508,7 @@
         </w:rPr>
         <w:t xml:space="preserve">Demo: </w:t>
       </w:r>
-      <w:hyperlink w:history="1" r:id="rIdohn4iteabydvesxiffifm">
+      <w:hyperlink w:history="1" r:id="rIdoqpcafi2ohmschx3shiac">
         <w:r>
           <w:rPr>
             <w:color w:val="1a1a1a"/>
@@ -536,7 +536,7 @@
         </w:rPr>
         <w:t xml:space="preserve">Code: </w:t>
       </w:r>
-      <w:hyperlink w:history="1" r:id="rId0xh4i1r0rfn1jz2cssas1">
+      <w:hyperlink w:history="1" r:id="rId9mwr4syvjrstvwiojxgbn">
         <w:r>
           <w:rPr>
             <w:color w:val="1a1a1a"/>
@@ -626,7 +626,7 @@
         </w:rPr>
         <w:t xml:space="preserve">Demo: </w:t>
       </w:r>
-      <w:hyperlink w:history="1" r:id="rIdjh7-ztonjsqcf2-tyb5qx">
+      <w:hyperlink w:history="1" r:id="rIdoifsbeywvavhe8fk0ndtr">
         <w:r>
           <w:rPr>
             <w:color w:val="1a1a1a"/>
@@ -1060,7 +1060,7 @@
         </w:rPr>
         <w:t xml:space="preserve">Portfolio: </w:t>
       </w:r>
-      <w:hyperlink w:history="1" r:id="rIdkzyfezgleapqpxvlsmt6b">
+      <w:hyperlink w:history="1" r:id="rIdmm1haig7z7cnqxeesdsov">
         <w:r>
           <w:rPr>
             <w:color w:val="1a1a1a"/>
